--- a/files/Stage1_g12.docx
+++ b/files/Stage1_g12.docx
@@ -178,7 +178,7 @@
           <w:bCs/>
           <w:sz w:val="48"/>
           <w:szCs w:val="48"/>
-          <w:lang w:val="pt-PT"/>
+          <w:lang w:val="en-GB"/>
         </w:rPr>
       </w:pPr>
       <w:r>
@@ -188,57 +188,9 @@
           <w:bCs/>
           <w:sz w:val="48"/>
           <w:szCs w:val="48"/>
-          <w:lang w:val="pt-PT"/>
-        </w:rPr>
-        <w:t xml:space="preserve">Visual </w:t>
-      </w:r>
-      <w:proofErr w:type="spellStart"/>
-      <w:r>
-        <w:rPr>
-          <w:rFonts w:ascii="Arial" w:eastAsia="Arial" w:hAnsi="Arial" w:cs="Arial"/>
-          <w:b/>
-          <w:bCs/>
-          <w:sz w:val="48"/>
-          <w:szCs w:val="48"/>
-          <w:lang w:val="pt-PT"/>
-        </w:rPr>
-        <w:t>Overloading</w:t>
-      </w:r>
-      <w:proofErr w:type="spellEnd"/>
-      <w:r>
-        <w:rPr>
-          <w:rFonts w:ascii="Arial" w:eastAsia="Arial" w:hAnsi="Arial" w:cs="Arial"/>
-          <w:b/>
-          <w:bCs/>
-          <w:sz w:val="48"/>
-          <w:szCs w:val="48"/>
-          <w:lang w:val="pt-PT"/>
-        </w:rPr>
-        <w:t xml:space="preserve"> in Videogame </w:t>
-      </w:r>
-      <w:proofErr w:type="spellStart"/>
-      <w:r>
-        <w:rPr>
-          <w:rFonts w:ascii="Arial" w:eastAsia="Arial" w:hAnsi="Arial" w:cs="Arial"/>
-          <w:b/>
-          <w:bCs/>
-          <w:sz w:val="48"/>
-          <w:szCs w:val="48"/>
-          <w:lang w:val="pt-PT"/>
-        </w:rPr>
-        <w:t>Shops</w:t>
-      </w:r>
-      <w:proofErr w:type="spellEnd"/>
-      <w:r>
-        <w:rPr>
-          <w:rFonts w:ascii="Arial" w:eastAsia="Arial" w:hAnsi="Arial" w:cs="Arial"/>
-          <w:b/>
-          <w:bCs/>
-          <w:sz w:val="48"/>
-          <w:szCs w:val="48"/>
-          <w:lang w:val="pt-PT"/>
-        </w:rPr>
-        <w:t xml:space="preserve"> </w:t>
+          <w:lang w:val="en-GB"/>
+        </w:rPr>
+        <w:t>Student Event Manager</w:t>
       </w:r>
     </w:p>
     <w:p>
@@ -250,7 +202,7 @@
           <w:bCs/>
           <w:sz w:val="32"/>
           <w:szCs w:val="32"/>
-          <w:lang w:val="pt-PT"/>
+          <w:lang w:val="en-GB"/>
         </w:rPr>
       </w:pPr>
       <w:r>
@@ -310,7 +262,7 @@
               </wp:anchor>
             </w:drawing>
           </mc:Choice>
-          <mc:Fallback xmlns:cr="http://schemas.microsoft.com/office/comments/2020/reactions" xmlns="http://schemas.microsoft.com/office/tasks/2019/documenttasks" xmlns:dgm="http://schemas.openxmlformats.org/drawingml/2006/diagram" xmlns:lc="http://schemas.openxmlformats.org/drawingml/2006/lockedCanvas" xmlns:c="http://schemas.openxmlformats.org/drawingml/2006/chart" xmlns:pic="http://schemas.openxmlformats.org/drawingml/2006/picture" xmlns:a="http://schemas.openxmlformats.org/drawingml/2006/main" xmlns:sl="http://schemas.openxmlformats.org/schemaLibrary/2006/main">
+          <mc:Fallback xmlns:sl="http://schemas.openxmlformats.org/schemaLibrary/2006/main" xmlns:a="http://schemas.openxmlformats.org/drawingml/2006/main" xmlns:pic="http://schemas.openxmlformats.org/drawingml/2006/picture" xmlns:c="http://schemas.openxmlformats.org/drawingml/2006/chart" xmlns:lc="http://schemas.openxmlformats.org/drawingml/2006/lockedCanvas" xmlns:dgm="http://schemas.openxmlformats.org/drawingml/2006/diagram" xmlns="http://schemas.microsoft.com/office/tasks/2019/documenttasks" xmlns:cr="http://schemas.microsoft.com/office/comments/2020/reactions">
             <w:drawing>
               <wp:anchor allowOverlap="1" behindDoc="0" distB="0" distT="0" distL="114300" distR="114300" hidden="0" layoutInCell="1" locked="0" relativeHeight="0" simplePos="0">
                 <wp:simplePos x="0" y="0"/>
@@ -364,7 +316,7 @@
           <w:bCs/>
           <w:sz w:val="20"/>
           <w:szCs w:val="20"/>
-          <w:lang w:val="pt-PT"/>
+          <w:lang w:val="en-GB"/>
         </w:rPr>
       </w:pPr>
     </w:p>
@@ -622,7 +574,7 @@
           <w:bCs/>
         </w:rPr>
         <w:tab/>
-        <w:t xml:space="preserve">  </w:t>
+        <w:t xml:space="preserve"> </w:t>
       </w:r>
       <w:r>
         <w:rPr>
@@ -819,7 +771,7 @@
           <w:rFonts w:ascii="Arial" w:eastAsia="Arial" w:hAnsi="Arial" w:cs="Arial"/>
           <w:lang w:val="pt-PT"/>
         </w:rPr>
-        <w:t>?</w:t>
+        <w:t>12</w:t>
       </w:r>
     </w:p>
     <w:p>
@@ -827,12 +779,16 @@
         <w:jc w:val="both"/>
         <w:rPr>
           <w:rFonts w:ascii="Arial" w:eastAsia="Arial" w:hAnsi="Arial" w:cs="Arial"/>
-          <w:lang w:val="pt-PT"/>
-        </w:rPr>
-      </w:pPr>
-      <w:r>
-        <w:rPr>
-          <w:rFonts w:ascii="Arial" w:eastAsia="Arial" w:hAnsi="Arial" w:cs="Arial"/>
+          <w:sz w:val="22"/>
+          <w:szCs w:val="22"/>
+          <w:lang w:val="pt-PT"/>
+        </w:rPr>
+      </w:pPr>
+      <w:r>
+        <w:rPr>
+          <w:rFonts w:ascii="Arial" w:eastAsia="Arial" w:hAnsi="Arial" w:cs="Arial"/>
+          <w:sz w:val="22"/>
+          <w:szCs w:val="22"/>
           <w:lang w:val="pt-PT"/>
         </w:rPr>
         <w:t>Guilherme Bernardino, 77064</w:t>
@@ -840,6 +796,97 @@
     </w:p>
     <w:p>
       <w:pPr>
+        <w:jc w:val="both"/>
+        <w:rPr>
+          <w:rFonts w:ascii="Arial" w:eastAsia="Arial" w:hAnsi="Arial" w:cs="Arial"/>
+          <w:sz w:val="22"/>
+          <w:szCs w:val="22"/>
+          <w:lang w:val="pt-PT"/>
+        </w:rPr>
+      </w:pPr>
+      <w:r>
+        <w:rPr>
+          <w:rFonts w:ascii="Arial" w:eastAsia="Arial" w:hAnsi="Arial" w:cs="Arial"/>
+          <w:sz w:val="22"/>
+          <w:szCs w:val="22"/>
+          <w:lang w:val="pt-PT"/>
+        </w:rPr>
+        <w:t xml:space="preserve">Afonso Simões, </w:t>
+      </w:r>
+      <w:r>
+        <w:rPr>
+          <w:rFonts w:ascii="Arial" w:eastAsia="Arial" w:hAnsi="Arial" w:cs="Arial"/>
+          <w:sz w:val="22"/>
+          <w:szCs w:val="22"/>
+        </w:rPr>
+        <w:t>77516</w:t>
+      </w:r>
+      <w:r>
+        <w:rPr>
+          <w:rFonts w:ascii="Arial" w:eastAsia="Arial" w:hAnsi="Arial" w:cs="Arial"/>
+          <w:sz w:val="22"/>
+          <w:szCs w:val="22"/>
+          <w:lang w:val="pt-PT"/>
+        </w:rPr>
+        <w:tab/>
+      </w:r>
+      <w:r>
+        <w:rPr>
+          <w:rFonts w:ascii="Arial" w:eastAsia="Arial" w:hAnsi="Arial" w:cs="Arial"/>
+          <w:sz w:val="22"/>
+          <w:szCs w:val="22"/>
+          <w:lang w:val="pt-PT"/>
+        </w:rPr>
+        <w:tab/>
+      </w:r>
+      <w:r>
+        <w:rPr>
+          <w:rFonts w:ascii="Arial" w:eastAsia="Arial" w:hAnsi="Arial" w:cs="Arial"/>
+          <w:sz w:val="22"/>
+          <w:szCs w:val="22"/>
+          <w:lang w:val="pt-PT"/>
+        </w:rPr>
+        <w:tab/>
+      </w:r>
+      <w:r>
+        <w:rPr>
+          <w:rFonts w:ascii="Arial" w:eastAsia="Arial" w:hAnsi="Arial" w:cs="Arial"/>
+          <w:sz w:val="22"/>
+          <w:szCs w:val="22"/>
+          <w:lang w:val="pt-PT"/>
+        </w:rPr>
+        <w:tab/>
+      </w:r>
+      <w:r>
+        <w:rPr>
+          <w:rFonts w:ascii="Arial" w:eastAsia="Arial" w:hAnsi="Arial" w:cs="Arial"/>
+          <w:sz w:val="22"/>
+          <w:szCs w:val="22"/>
+          <w:lang w:val="pt-PT"/>
+        </w:rPr>
+        <w:tab/>
+      </w:r>
+      <w:r>
+        <w:rPr>
+          <w:rFonts w:ascii="Arial" w:eastAsia="Arial" w:hAnsi="Arial" w:cs="Arial"/>
+          <w:sz w:val="22"/>
+          <w:szCs w:val="22"/>
+          <w:lang w:val="pt-PT"/>
+        </w:rPr>
+        <w:tab/>
+      </w:r>
+      <w:r>
+        <w:rPr>
+          <w:rFonts w:ascii="Arial" w:eastAsia="Arial" w:hAnsi="Arial" w:cs="Arial"/>
+          <w:b/>
+          <w:bCs/>
+          <w:lang w:val="pt-PT"/>
+        </w:rPr>
+        <w:t xml:space="preserve">Professor: </w:t>
+      </w:r>
+    </w:p>
+    <w:p>
+      <w:pPr>
         <w:ind w:left="1440" w:firstLine="720"/>
         <w:rPr>
           <w:rFonts w:ascii="Arial" w:eastAsia="Arial" w:hAnsi="Arial" w:cs="Arial"/>
@@ -901,80 +948,6 @@
           <w:lang w:val="pt-PT"/>
         </w:rPr>
         <w:tab/>
-      </w:r>
-      <w:r>
-        <w:rPr>
-          <w:rFonts w:ascii="Arial" w:eastAsia="Arial" w:hAnsi="Arial" w:cs="Arial"/>
-          <w:b/>
-          <w:bCs/>
-          <w:lang w:val="pt-PT"/>
-        </w:rPr>
-        <w:t xml:space="preserve">Professor: </w:t>
-      </w:r>
-    </w:p>
-    <w:p>
-      <w:pPr>
-        <w:ind w:left="1440" w:firstLine="720"/>
-        <w:rPr>
-          <w:rFonts w:ascii="Arial" w:eastAsia="Arial" w:hAnsi="Arial" w:cs="Arial"/>
-          <w:b/>
-          <w:bCs/>
-          <w:lang w:val="pt-PT"/>
-        </w:rPr>
-      </w:pPr>
-      <w:r>
-        <w:rPr>
-          <w:rFonts w:ascii="Arial" w:eastAsia="Arial" w:hAnsi="Arial" w:cs="Arial"/>
-          <w:sz w:val="22"/>
-          <w:szCs w:val="22"/>
-          <w:lang w:val="pt-PT"/>
-        </w:rPr>
-        <w:tab/>
-      </w:r>
-      <w:r>
-        <w:rPr>
-          <w:rFonts w:ascii="Arial" w:eastAsia="Arial" w:hAnsi="Arial" w:cs="Arial"/>
-          <w:sz w:val="22"/>
-          <w:szCs w:val="22"/>
-          <w:lang w:val="pt-PT"/>
-        </w:rPr>
-        <w:tab/>
-      </w:r>
-      <w:r>
-        <w:rPr>
-          <w:rFonts w:ascii="Arial" w:eastAsia="Arial" w:hAnsi="Arial" w:cs="Arial"/>
-          <w:sz w:val="22"/>
-          <w:szCs w:val="22"/>
-          <w:lang w:val="pt-PT"/>
-        </w:rPr>
-        <w:tab/>
-      </w:r>
-      <w:r>
-        <w:rPr>
-          <w:rFonts w:ascii="Arial" w:eastAsia="Arial" w:hAnsi="Arial" w:cs="Arial"/>
-          <w:sz w:val="22"/>
-          <w:szCs w:val="22"/>
-          <w:lang w:val="pt-PT"/>
-        </w:rPr>
-        <w:tab/>
-      </w:r>
-      <w:r>
-        <w:rPr>
-          <w:rFonts w:ascii="Arial" w:eastAsia="Arial" w:hAnsi="Arial" w:cs="Arial"/>
-          <w:sz w:val="22"/>
-          <w:szCs w:val="22"/>
-          <w:lang w:val="pt-PT"/>
-        </w:rPr>
-        <w:tab/>
-      </w:r>
-      <w:r>
-        <w:rPr>
-          <w:rFonts w:ascii="Arial" w:eastAsia="Arial" w:hAnsi="Arial" w:cs="Arial"/>
-          <w:sz w:val="22"/>
-          <w:szCs w:val="22"/>
-          <w:lang w:val="pt-PT"/>
-        </w:rPr>
-        <w:tab/>
         <w:t>Teresa Romão</w:t>
       </w:r>
     </w:p>
@@ -1037,7 +1010,6 @@
           <w:rFonts w:ascii="Arial" w:eastAsia="Arial" w:hAnsi="Arial" w:cs="Arial"/>
           <w:lang w:val="pt-PT"/>
         </w:rPr>
-        <w:lastRenderedPageBreak/>
         <w:t>Month</w:t>
       </w:r>
       <w:proofErr w:type="spellEnd"/>
@@ -1079,46 +1051,59 @@
           <w:ilvl w:val="0"/>
           <w:numId w:val="1"/>
         </w:numPr>
-      </w:pPr>
+        <w:rPr>
+          <w:lang w:val="pt-PT"/>
+        </w:rPr>
+      </w:pPr>
+      <w:r>
+        <w:rPr>
+          <w:b/>
+          <w:bCs/>
+          <w:lang w:val="pt-PT"/>
+        </w:rPr>
+        <w:t xml:space="preserve">Título do Projeto: </w:t>
+      </w:r>
       <w:proofErr w:type="spellStart"/>
       <w:r>
         <w:rPr>
-          <w:b/>
-          <w:bCs/>
-        </w:rPr>
-        <w:t>Título</w:t>
+          <w:lang w:val="pt-PT"/>
+        </w:rPr>
+        <w:t>Student</w:t>
       </w:r>
       <w:proofErr w:type="spellEnd"/>
       <w:r>
         <w:rPr>
-          <w:b/>
-          <w:bCs/>
-        </w:rPr>
-        <w:t xml:space="preserve"> do </w:t>
+          <w:lang w:val="pt-PT"/>
+        </w:rPr>
+        <w:t xml:space="preserve"> </w:t>
       </w:r>
       <w:proofErr w:type="spellStart"/>
       <w:r>
         <w:rPr>
-          <w:b/>
-          <w:bCs/>
-        </w:rPr>
-        <w:t>Projeto</w:t>
+          <w:lang w:val="pt-PT"/>
+        </w:rPr>
+        <w:t>Event</w:t>
       </w:r>
       <w:proofErr w:type="spellEnd"/>
       <w:r>
         <w:rPr>
-          <w:b/>
-          <w:bCs/>
-        </w:rPr>
-        <w:t xml:space="preserve">: </w:t>
-      </w:r>
-      <w:r>
-        <w:t>Visual Overloading in Videogame Shops</w:t>
+          <w:lang w:val="pt-PT"/>
+        </w:rPr>
+        <w:t xml:space="preserve"> </w:t>
+      </w:r>
+      <w:r>
+        <w:rPr>
+          <w:lang w:val="pt-PT"/>
+        </w:rPr>
+        <w:t>Manager</w:t>
       </w:r>
     </w:p>
     <w:p>
       <w:pPr>
         <w:ind w:left="720"/>
+        <w:rPr>
+          <w:lang w:val="pt-PT"/>
+        </w:rPr>
       </w:pPr>
     </w:p>
     <w:p>
@@ -1143,13 +1128,40 @@
         <w:rPr>
           <w:lang w:val="pt-PT"/>
         </w:rPr>
-        <w:t xml:space="preserve">Diogo Maia (77602) e </w:t>
+        <w:t>Diogo Maia (77602)</w:t>
+      </w:r>
+      <w:r>
+        <w:rPr>
+          <w:lang w:val="pt-PT"/>
+        </w:rPr>
+        <w:t xml:space="preserve">, </w:t>
       </w:r>
       <w:r>
         <w:rPr>
           <w:lang w:val="pt-PT"/>
         </w:rPr>
         <w:t>Guilherme Bernardino (77064)</w:t>
+      </w:r>
+      <w:r>
+        <w:rPr>
+          <w:lang w:val="pt-PT"/>
+        </w:rPr>
+        <w:t>, Afonso Simões (</w:t>
+      </w:r>
+      <w:r>
+        <w:rPr>
+          <w:rFonts w:ascii="Arial" w:eastAsia="Arial" w:hAnsi="Arial" w:cs="Arial"/>
+          <w:sz w:val="22"/>
+          <w:szCs w:val="22"/>
+          <w:lang w:val="pt-PT"/>
+        </w:rPr>
+        <w:t>77516</w:t>
+      </w:r>
+      <w:r>
+        <w:rPr>
+          <w:lang w:val="pt-PT"/>
+        </w:rPr>
+        <w:t>)</w:t>
       </w:r>
     </w:p>
     <w:p>
@@ -1178,213 +1190,213 @@
         <w:rPr>
           <w:lang w:val="pt-PT"/>
         </w:rPr>
-        <w:t xml:space="preserve">O problema reside na existência de UI/UX em jogos que não seguem heurísticas visuais, aumentando a carga visual e o tempo de procura em lojas </w:t>
-      </w:r>
-      <w:proofErr w:type="spellStart"/>
+        <w:t>Os estudantes têm frequentemente várias tarefas académicas para realizar, com prazos diferentes. Quando a informação está dispersa por cadernos, mensagens e plataformas distintas, torna-se mais difícil acompanhar o trabalho pendente e perceber quais são as prioridades.</w:t>
+      </w:r>
+      <w:r>
+        <w:rPr>
+          <w:lang w:val="pt-PT"/>
+        </w:rPr>
+        <w:t xml:space="preserve"> </w:t>
+      </w:r>
+    </w:p>
+    <w:p>
+      <w:pPr>
+        <w:rPr>
+          <w:lang w:val="pt-PT"/>
+        </w:rPr>
+      </w:pPr>
+    </w:p>
+    <w:p>
+      <w:pPr>
+        <w:pStyle w:val="Heading1"/>
+        <w:rPr>
+          <w:lang w:val="pt-PT"/>
+        </w:rPr>
+      </w:pPr>
+      <w:r>
+        <w:rPr>
+          <w:lang w:val="pt-PT"/>
+        </w:rPr>
+        <w:t>Utilizadores-Alvo</w:t>
+      </w:r>
+    </w:p>
+    <w:p>
+      <w:pPr>
+        <w:rPr>
+          <w:lang w:val="pt-PT"/>
+        </w:rPr>
+      </w:pPr>
+      <w:r>
+        <w:rPr>
+          <w:lang w:val="pt-PT"/>
+        </w:rPr>
+        <w:t>Estudantes universitários ou do ensino superior</w:t>
+      </w:r>
+      <w:r>
+        <w:rPr>
+          <w:lang w:val="pt-PT"/>
+        </w:rPr>
+        <w:t>, especificamente e</w:t>
+      </w:r>
+      <w:r>
+        <w:rPr>
+          <w:lang w:val="pt-PT"/>
+        </w:rPr>
+        <w:t>studantes que tenham vários trabalhos e avaliações ao longo do semestre.</w:t>
+      </w:r>
+    </w:p>
+    <w:p>
+      <w:pPr>
+        <w:rPr>
+          <w:lang w:val="pt-PT"/>
+        </w:rPr>
+      </w:pPr>
+    </w:p>
+    <w:p>
+      <w:pPr>
+        <w:pStyle w:val="Heading1"/>
+        <w:rPr>
+          <w:lang w:val="pt-PT"/>
+        </w:rPr>
+      </w:pPr>
+      <w:bookmarkStart w:id="2" w:name="_wv0dwanc5y2v" w:colFirst="0" w:colLast="0"/>
+      <w:bookmarkEnd w:id="2"/>
+      <w:r>
+        <w:rPr>
+          <w:lang w:val="pt-PT"/>
+        </w:rPr>
+        <w:t>Objetivo do Projeto</w:t>
+      </w:r>
+    </w:p>
+    <w:p>
+      <w:pPr>
+        <w:rPr>
+          <w:lang w:val="pt-PT"/>
+        </w:rPr>
+      </w:pPr>
+      <w:r>
+        <w:rPr>
+          <w:lang w:val="pt-PT"/>
+        </w:rPr>
+        <w:t xml:space="preserve">Este trabalho tem como finalidade principal o desenvolvimento, a implementação e a avaliação de uma interface interativa </w:t>
+      </w:r>
+      <w:r>
+        <w:rPr>
+          <w:lang w:val="pt-PT"/>
+        </w:rPr>
+        <w:t xml:space="preserve">de </w:t>
+      </w:r>
+      <w:r>
+        <w:rPr>
+          <w:lang w:val="pt-PT"/>
+        </w:rPr>
+        <w:t>gestão de eventos e tarefas para contexto académico</w:t>
+      </w:r>
+      <w:r>
+        <w:rPr>
+          <w:lang w:val="pt-PT"/>
+        </w:rPr>
+        <w:t xml:space="preserve">. Procura-se, deste modo, </w:t>
+      </w:r>
+      <w:r>
+        <w:rPr>
+          <w:lang w:val="pt-PT"/>
+        </w:rPr>
+        <w:t xml:space="preserve">simplificar a gestão de </w:t>
+      </w:r>
       <w:r>
         <w:rPr>
           <w:i/>
           <w:iCs/>
           <w:lang w:val="pt-PT"/>
         </w:rPr>
-        <w:t>in-game</w:t>
-      </w:r>
-      <w:proofErr w:type="spellEnd"/>
-      <w:r>
-        <w:rPr>
-          <w:lang w:val="pt-PT"/>
-        </w:rPr>
-        <w:t xml:space="preserve"> por parte dos jogadores. Este problema pode ser aplicado a diferentes interfaces que apresentam excesso de informação ou uma organização visual pouco intuitiva</w:t>
-      </w:r>
-      <w:r>
-        <w:rPr>
-          <w:lang w:val="pt-PT"/>
-        </w:rPr>
-        <w:t xml:space="preserve"> dentro de jogos virtuais.</w:t>
-      </w:r>
-    </w:p>
-    <w:p>
-      <w:pPr>
-        <w:rPr>
-          <w:lang w:val="pt-PT"/>
-        </w:rPr>
-      </w:pPr>
-    </w:p>
-    <w:p>
-      <w:pPr>
-        <w:pStyle w:val="Heading1"/>
-        <w:rPr>
-          <w:lang w:val="pt-PT"/>
-        </w:rPr>
-      </w:pPr>
-      <w:r>
-        <w:rPr>
-          <w:lang w:val="pt-PT"/>
-        </w:rPr>
-        <w:t>Utilizadores-Alvo</w:t>
-      </w:r>
-    </w:p>
-    <w:p>
-      <w:pPr>
-        <w:rPr>
-          <w:lang w:val="pt-PT"/>
-        </w:rPr>
-      </w:pPr>
-      <w:r>
-        <w:rPr>
-          <w:lang w:val="pt-PT"/>
-        </w:rPr>
-        <w:t>A população de utilizadores-alvo encontra-se dividida entre dois perfis representativos:</w:t>
-      </w:r>
-    </w:p>
-    <w:p>
-      <w:pPr>
-        <w:numPr>
-          <w:ilvl w:val="0"/>
-          <w:numId w:val="2"/>
-        </w:numPr>
-        <w:rPr>
-          <w:b/>
-          <w:bCs/>
-          <w:lang w:val="pt-PT"/>
-        </w:rPr>
-      </w:pPr>
-      <w:r>
-        <w:rPr>
-          <w:b/>
-          <w:bCs/>
-          <w:lang w:val="pt-PT"/>
-        </w:rPr>
-        <w:t xml:space="preserve">Jogadores casuais: </w:t>
-      </w:r>
-      <w:r>
-        <w:rPr>
-          <w:lang w:val="pt-PT"/>
-        </w:rPr>
-        <w:t xml:space="preserve">Valorizam a clareza imediata e podem-se sentir desorientados caso apresentados com menus compostos por </w:t>
-      </w:r>
-      <w:r>
-        <w:rPr>
-          <w:lang w:val="pt-PT"/>
-        </w:rPr>
-        <w:t>painéis</w:t>
-      </w:r>
-      <w:r>
-        <w:rPr>
-          <w:lang w:val="pt-PT"/>
-        </w:rPr>
-        <w:t xml:space="preserve"> sobrecarregados.</w:t>
-      </w:r>
-    </w:p>
-    <w:p>
-      <w:pPr>
-        <w:numPr>
-          <w:ilvl w:val="0"/>
-          <w:numId w:val="2"/>
-        </w:numPr>
-        <w:rPr>
-          <w:b/>
-          <w:bCs/>
-          <w:lang w:val="pt-PT"/>
-        </w:rPr>
-      </w:pPr>
-      <w:r>
-        <w:rPr>
-          <w:b/>
-          <w:bCs/>
-          <w:lang w:val="pt-PT"/>
-        </w:rPr>
-        <w:t xml:space="preserve">Jogadores entusiastas: </w:t>
-      </w:r>
-      <w:r>
-        <w:rPr>
-          <w:lang w:val="pt-PT"/>
-        </w:rPr>
-        <w:t>Privilegiam a gestão rigorosa de recursos (créditos, munição, inventário), exigindo a comparação imediata de dados sem necessidade de percorrer menus saturados.</w:t>
-      </w:r>
-    </w:p>
-    <w:p>
-      <w:pPr>
-        <w:rPr>
-          <w:lang w:val="pt-PT"/>
-        </w:rPr>
-      </w:pPr>
-    </w:p>
-    <w:p>
-      <w:pPr>
-        <w:pStyle w:val="Heading1"/>
-        <w:rPr>
-          <w:lang w:val="pt-PT"/>
-        </w:rPr>
-      </w:pPr>
-      <w:bookmarkStart w:id="2" w:name="_wv0dwanc5y2v" w:colFirst="0" w:colLast="0"/>
-      <w:bookmarkEnd w:id="2"/>
-      <w:r>
-        <w:rPr>
-          <w:lang w:val="pt-PT"/>
-        </w:rPr>
-        <w:t>Objetivo do Projeto</w:t>
-      </w:r>
-    </w:p>
-    <w:p>
-      <w:pPr>
-        <w:rPr>
-          <w:lang w:val="pt-PT"/>
-        </w:rPr>
-      </w:pPr>
-      <w:r>
-        <w:rPr>
-          <w:lang w:val="pt-PT"/>
-        </w:rPr>
-        <w:t xml:space="preserve">Este trabalho tem como finalidade principal o desenvolvimento, a implementação e a avaliação de uma interface interativa nas lojas </w:t>
-      </w:r>
-      <w:proofErr w:type="spellStart"/>
-      <w:r>
-        <w:rPr>
-          <w:i/>
-          <w:iCs/>
-          <w:lang w:val="pt-PT"/>
-        </w:rPr>
-        <w:t>in-game</w:t>
-      </w:r>
-      <w:proofErr w:type="spellEnd"/>
-      <w:r>
-        <w:rPr>
-          <w:lang w:val="pt-PT"/>
-        </w:rPr>
-        <w:t>. Procura-se, deste modo, atenuar a sobrecarga cognitiva sentida pelos utilizadores, simplificando os processos associados à aquisição de itens e à gestão do inventário. Para resolver este problema, coloca-se a hipótese de introduzir uma arquitetura modular e dinâmica, focada em evidenciar as opções essenciais (compra, otimização e venda). Esta proposta tenta também incorporar mecanismos de comparação direta e em paralelo entre os bens possuídos e os disponíveis, juntamente com indicadores visuais expressivos que reflitam a flutuação dos recursos disponíveis, assegurando um ambiente visual limpo, fluido e operacional.</w:t>
-      </w:r>
-    </w:p>
-    <w:p>
-      <w:pPr>
-        <w:rPr>
-          <w:lang w:val="pt-PT"/>
-        </w:rPr>
-      </w:pPr>
-      <w:r>
-        <w:rPr>
-          <w:lang w:val="pt-PT"/>
-        </w:rPr>
-        <w:t xml:space="preserve">Com isto, </w:t>
-      </w:r>
-      <w:r>
-        <w:rPr>
-          <w:lang w:val="pt-PT"/>
-        </w:rPr>
-        <w:t xml:space="preserve">iremos seguir </w:t>
-      </w:r>
-      <w:r>
-        <w:rPr>
-          <w:lang w:val="pt-PT"/>
-        </w:rPr>
-        <w:t>algumas diretrizes contidas</w:t>
-      </w:r>
-      <w:r>
-        <w:rPr>
-          <w:lang w:val="pt-PT"/>
-        </w:rPr>
-        <w:t xml:space="preserve"> em artigos e documentos acerca de Game Design, nomeadamente heurísticas de usabilidade que permitam visibilidade ótima, sintaxe e semântica com terminologia genérica que diminua carga cognitiva, consistência, flexibilidade e diminuição de erro de utilizador.</w:t>
-      </w:r>
+        <w:t>deadlines</w:t>
+      </w:r>
+      <w:r>
+        <w:rPr>
+          <w:lang w:val="pt-PT"/>
+        </w:rPr>
+        <w:t xml:space="preserve"> que os alunos </w:t>
+      </w:r>
+      <w:r>
+        <w:rPr>
+          <w:lang w:val="pt-PT"/>
+        </w:rPr>
+        <w:t>utilizadores</w:t>
+      </w:r>
+      <w:r>
+        <w:rPr>
+          <w:lang w:val="pt-PT"/>
+        </w:rPr>
+        <w:t xml:space="preserve"> possam ter durante o percurso letivo. Ao criar um local centralizado onde se pode colocar eventos com os títulos, organizados por categorias (unidade curricular, por exemplo), data, hora e local permite mais flexibilidade ao aluno de gerir pessoalmente o que pretende fazer a seguir.</w:t>
+      </w:r>
+      <w:r>
+        <w:rPr>
+          <w:lang w:val="pt-PT"/>
+        </w:rPr>
+        <w:t xml:space="preserve"> </w:t>
+      </w:r>
+      <w:r>
+        <w:rPr>
+          <w:lang w:val="pt-PT"/>
+        </w:rPr>
+        <w:t>O projeto propõe</w:t>
+      </w:r>
+      <w:r>
+        <w:rPr>
+          <w:lang w:val="pt-PT"/>
+        </w:rPr>
+        <w:t>, então,</w:t>
+      </w:r>
+      <w:r>
+        <w:rPr>
+          <w:lang w:val="pt-PT"/>
+        </w:rPr>
+        <w:t xml:space="preserve"> uma aplicação simples que centraliza as tarefas académicas numa única interface, permitindo adicionar, consultar e concluir tarefas de forma rápida e intuitiva</w:t>
+      </w:r>
+      <w:r>
+        <w:rPr>
+          <w:lang w:val="pt-PT"/>
+        </w:rPr>
+        <w:t>, com recurso a deixar notas e documentos para mais facilmente organizar o que é</w:t>
+      </w:r>
+      <w:r>
+        <w:rPr>
+          <w:lang w:val="pt-PT"/>
+        </w:rPr>
+        <w:t xml:space="preserve"> </w:t>
+      </w:r>
+      <w:r>
+        <w:rPr>
+          <w:lang w:val="pt-PT"/>
+        </w:rPr>
+        <w:t xml:space="preserve">que </w:t>
+      </w:r>
+      <w:r>
+        <w:rPr>
+          <w:lang w:val="pt-PT"/>
+        </w:rPr>
+        <w:t xml:space="preserve">cada </w:t>
+      </w:r>
+      <w:r>
+        <w:rPr>
+          <w:lang w:val="pt-PT"/>
+        </w:rPr>
+        <w:t>evento necessita</w:t>
+      </w:r>
+      <w:r>
+        <w:rPr>
+          <w:lang w:val="pt-PT"/>
+        </w:rPr>
+        <w:t xml:space="preserve">. </w:t>
+      </w:r>
+    </w:p>
+    <w:p>
+      <w:pPr>
+        <w:rPr>
+          <w:lang w:val="pt-PT"/>
+        </w:rPr>
+      </w:pPr>
       <w:r>
         <w:rPr>
           <w:lang w:val="pt-PT"/>
